--- a/laba_3/алгоритмы.docx
+++ b/laba_3/алгоритмы.docx
@@ -886,7 +886,22 @@
         </w:numPr>
       </w:pPr>
       <w:r>
-        <w:t>Поиск случайного первообразного корня</w:t>
+        <w:t xml:space="preserve">Поиск </w:t>
+      </w:r>
+      <w:r>
+        <w:t>всех</w:t>
+      </w:r>
+      <w:r>
+        <w:t xml:space="preserve"> первообразн</w:t>
+      </w:r>
+      <w:r>
+        <w:t>ых</w:t>
+      </w:r>
+      <w:r>
+        <w:t xml:space="preserve"> корн</w:t>
+      </w:r>
+      <w:r>
+        <w:t>ей</w:t>
       </w:r>
     </w:p>
     <w:p>
@@ -958,7 +973,10 @@
         <w:spacing w:before="240"/>
       </w:pPr>
       <w:r>
-        <w:t>Проверка, является ли число 2 первообразным корнем.</w:t>
+        <w:t>Проверка, является ли число 2 первообразным корнем</w:t>
+      </w:r>
+      <w:r>
+        <w:t>:</w:t>
       </w:r>
     </w:p>
     <w:p>
@@ -1090,11 +1108,12 @@
       <w:r>
         <w:t>(</w:t>
       </w:r>
-      <w:proofErr w:type="spellStart"/>
-      <w:r>
+      <w:r>
+        <w:rPr>
+          <w:lang w:val="en-US"/>
+        </w:rPr>
         <w:t>mod</w:t>
       </w:r>
-      <w:proofErr w:type="spellEnd"/>
       <w:r>
         <w:t xml:space="preserve"> p</w:t>
       </w:r>
@@ -1141,7 +1160,6 @@
         <w:rPr>
           <w:sz w:val="28"/>
           <w:szCs w:val="28"/>
-          <w:lang w:val="en-US"/>
         </w:rPr>
       </w:pPr>
       <w:r>
@@ -1158,81 +1176,40 @@
           <w:rStyle w:val="math-inline"/>
           <w:sz w:val="28"/>
           <w:szCs w:val="28"/>
-          <w:lang w:val="en-US"/>
-        </w:rPr>
-        <w:t xml:space="preserve"> </w:t>
-      </w:r>
-      <w:r>
-        <w:rPr>
-          <w:rStyle w:val="math-inline"/>
-          <w:sz w:val="28"/>
-          <w:szCs w:val="28"/>
-          <w:lang w:val="en-US"/>
-        </w:rPr>
-        <w:t>=</w:t>
-      </w:r>
-      <w:r>
-        <w:rPr>
-          <w:rStyle w:val="math-inline"/>
-          <w:sz w:val="28"/>
-          <w:szCs w:val="28"/>
-          <w:lang w:val="en-US"/>
-        </w:rPr>
-        <w:t xml:space="preserve"> </w:t>
-      </w:r>
-      <w:r>
-        <w:rPr>
-          <w:rStyle w:val="math-inline"/>
-          <w:sz w:val="28"/>
-          <w:szCs w:val="28"/>
-          <w:lang w:val="en-US"/>
+        </w:rPr>
+        <w:t xml:space="preserve"> = 1</w:t>
+      </w:r>
+      <w:r>
+        <w:rPr>
+          <w:sz w:val="28"/>
+          <w:szCs w:val="28"/>
+        </w:rPr>
+        <w:t xml:space="preserve">: </w:t>
+      </w:r>
+      <w:r>
+        <w:rPr>
+          <w:rStyle w:val="math-inline"/>
+          <w:sz w:val="28"/>
+          <w:szCs w:val="28"/>
+        </w:rPr>
+        <w:t>2</w:t>
+      </w:r>
+      <w:r>
+        <w:rPr>
+          <w:rStyle w:val="math-inline"/>
+          <w:sz w:val="28"/>
+          <w:szCs w:val="28"/>
+          <w:vertAlign w:val="superscript"/>
         </w:rPr>
         <w:t>1</w:t>
       </w:r>
       <w:r>
         <w:rPr>
-          <w:sz w:val="28"/>
-          <w:szCs w:val="28"/>
-          <w:lang w:val="en-US"/>
-        </w:rPr>
-        <w:t xml:space="preserve">: </w:t>
-      </w:r>
-      <w:r>
-        <w:rPr>
-          <w:rStyle w:val="math-inline"/>
-          <w:sz w:val="28"/>
-          <w:szCs w:val="28"/>
-          <w:lang w:val="en-US"/>
-        </w:rPr>
-        <w:t>2</w:t>
-      </w:r>
-      <w:r>
-        <w:rPr>
-          <w:rStyle w:val="math-inline"/>
-          <w:sz w:val="28"/>
-          <w:szCs w:val="28"/>
-          <w:vertAlign w:val="superscript"/>
-          <w:lang w:val="en-US"/>
-        </w:rPr>
-        <w:t>1</w:t>
-      </w:r>
-      <w:r>
-        <w:rPr>
-          <w:rStyle w:val="math-inline"/>
-          <w:sz w:val="28"/>
-          <w:szCs w:val="28"/>
-          <w:lang w:val="en-US"/>
-        </w:rPr>
-        <w:t xml:space="preserve"> </w:t>
-      </w:r>
-      <w:r>
-        <w:rPr>
-          <w:rStyle w:val="math-inline"/>
-          <w:sz w:val="28"/>
-          <w:szCs w:val="28"/>
-          <w:lang w:val="en-US"/>
-        </w:rPr>
-        <w:t>(</w:t>
+          <w:rStyle w:val="math-inline"/>
+          <w:sz w:val="28"/>
+          <w:szCs w:val="28"/>
+        </w:rPr>
+        <w:t xml:space="preserve"> (</w:t>
       </w:r>
       <w:r>
         <w:rPr>
@@ -1248,36 +1225,8 @@
           <w:rStyle w:val="math-inline"/>
           <w:sz w:val="28"/>
           <w:szCs w:val="28"/>
-          <w:lang w:val="en-US"/>
-        </w:rPr>
-        <w:t xml:space="preserve"> </w:t>
-      </w:r>
-      <w:r>
-        <w:rPr>
-          <w:rStyle w:val="math-inline"/>
-          <w:sz w:val="28"/>
-          <w:szCs w:val="28"/>
-          <w:lang w:val="en-US"/>
-        </w:rPr>
-        <w:t>13</w:t>
-      </w:r>
-      <w:r>
-        <w:rPr>
-          <w:rStyle w:val="math-inline"/>
-          <w:sz w:val="28"/>
-          <w:szCs w:val="28"/>
-          <w:lang w:val="en-US"/>
-        </w:rPr>
-        <w:t>)</w:t>
-      </w:r>
-      <w:r>
-        <w:rPr>
-          <w:rStyle w:val="math-inline"/>
-          <w:sz w:val="28"/>
-          <w:szCs w:val="28"/>
-          <w:lang w:val="en-US"/>
-        </w:rPr>
-        <w:t xml:space="preserve"> = 2</w:t>
+        </w:rPr>
+        <w:t xml:space="preserve"> 13) = 2</w:t>
       </w:r>
     </w:p>
     <w:p>
@@ -1690,7 +1639,6 @@
         <w:rPr>
           <w:sz w:val="28"/>
           <w:szCs w:val="28"/>
-          <w:lang w:val="en-US"/>
         </w:rPr>
       </w:pPr>
       <w:r>
@@ -1707,70 +1655,38 @@
           <w:rStyle w:val="math-inline"/>
           <w:sz w:val="28"/>
           <w:szCs w:val="28"/>
-          <w:lang w:val="en-US"/>
-        </w:rPr>
-        <w:t xml:space="preserve"> </w:t>
-      </w:r>
-      <w:r>
-        <w:rPr>
-          <w:rStyle w:val="math-inline"/>
-          <w:sz w:val="28"/>
-          <w:szCs w:val="28"/>
-          <w:lang w:val="en-US"/>
-        </w:rPr>
-        <w:t>=</w:t>
-      </w:r>
-      <w:r>
-        <w:rPr>
-          <w:rStyle w:val="math-inline"/>
-          <w:sz w:val="28"/>
-          <w:szCs w:val="28"/>
-          <w:lang w:val="en-US"/>
-        </w:rPr>
-        <w:t xml:space="preserve"> </w:t>
-      </w:r>
-      <w:r>
-        <w:rPr>
-          <w:rStyle w:val="math-inline"/>
-          <w:sz w:val="28"/>
-          <w:szCs w:val="28"/>
-          <w:lang w:val="en-US"/>
+        </w:rPr>
+        <w:t xml:space="preserve"> = 11</w:t>
+      </w:r>
+      <w:r>
+        <w:rPr>
+          <w:sz w:val="28"/>
+          <w:szCs w:val="28"/>
+        </w:rPr>
+        <w:t xml:space="preserve">: </w:t>
+      </w:r>
+      <w:r>
+        <w:rPr>
+          <w:rStyle w:val="math-inline"/>
+          <w:sz w:val="28"/>
+          <w:szCs w:val="28"/>
+        </w:rPr>
+        <w:t>2</w:t>
+      </w:r>
+      <w:r>
+        <w:rPr>
+          <w:rStyle w:val="math-inline"/>
+          <w:sz w:val="28"/>
+          <w:szCs w:val="28"/>
+          <w:vertAlign w:val="superscript"/>
         </w:rPr>
         <w:t>11</w:t>
       </w:r>
       <w:r>
         <w:rPr>
-          <w:sz w:val="28"/>
-          <w:szCs w:val="28"/>
-          <w:lang w:val="en-US"/>
-        </w:rPr>
-        <w:t xml:space="preserve">: </w:t>
-      </w:r>
-      <w:r>
-        <w:rPr>
-          <w:rStyle w:val="math-inline"/>
-          <w:sz w:val="28"/>
-          <w:szCs w:val="28"/>
-          <w:lang w:val="en-US"/>
-        </w:rPr>
-        <w:t>2</w:t>
-      </w:r>
-      <w:r>
-        <w:rPr>
-          <w:rStyle w:val="math-inline"/>
-          <w:sz w:val="28"/>
-          <w:szCs w:val="28"/>
-          <w:vertAlign w:val="superscript"/>
-          <w:lang w:val="en-US"/>
-        </w:rPr>
-        <w:t>11</w:t>
-      </w:r>
-      <w:r>
-        <w:rPr>
-          <w:rStyle w:val="math-inline"/>
-          <w:sz w:val="28"/>
-          <w:szCs w:val="28"/>
-          <w:lang w:val="en-US"/>
+          <w:rStyle w:val="math-inline"/>
+          <w:sz w:val="28"/>
+          <w:szCs w:val="28"/>
         </w:rPr>
         <w:t xml:space="preserve"> (</w:t>
       </w:r>
@@ -1788,45 +1704,8 @@
           <w:rStyle w:val="math-inline"/>
           <w:sz w:val="28"/>
           <w:szCs w:val="28"/>
-          <w:lang w:val="en-US"/>
-        </w:rPr>
-        <w:t xml:space="preserve"> </w:t>
-      </w:r>
-      <w:r>
-        <w:rPr>
-          <w:rStyle w:val="math-inline"/>
-          <w:sz w:val="28"/>
-          <w:szCs w:val="28"/>
-          <w:lang w:val="en-US"/>
-        </w:rPr>
-        <w:t>13</w:t>
-      </w:r>
-      <w:r>
-        <w:rPr>
-          <w:rStyle w:val="math-inline"/>
-          <w:sz w:val="28"/>
-          <w:szCs w:val="28"/>
-          <w:lang w:val="en-US"/>
-        </w:rPr>
-        <w:t>)</w:t>
-      </w:r>
-      <w:r>
-        <w:rPr>
-          <w:rStyle w:val="math-inline"/>
-          <w:sz w:val="28"/>
-          <w:szCs w:val="28"/>
-          <w:lang w:val="en-US"/>
-        </w:rPr>
-        <w:t xml:space="preserve"> = 2048 </w:t>
-      </w:r>
-      <w:r>
-        <w:rPr>
-          <w:rStyle w:val="math-inline"/>
-          <w:sz w:val="28"/>
-          <w:szCs w:val="28"/>
-          <w:lang w:val="en-US"/>
-        </w:rPr>
-        <w:t>(</w:t>
+        </w:rPr>
+        <w:t xml:space="preserve"> 13) = 2048 (</w:t>
       </w:r>
       <w:r>
         <w:rPr>
@@ -1842,44 +1721,13 @@
           <w:rStyle w:val="math-inline"/>
           <w:sz w:val="28"/>
           <w:szCs w:val="28"/>
-          <w:lang w:val="en-US"/>
-        </w:rPr>
-        <w:t xml:space="preserve"> 1</w:t>
-      </w:r>
-      <w:r>
-        <w:rPr>
-          <w:rStyle w:val="math-inline"/>
-          <w:sz w:val="28"/>
-          <w:szCs w:val="28"/>
-          <w:lang w:val="en-US"/>
-        </w:rPr>
-        <w:t>3</w:t>
-      </w:r>
-      <w:r>
-        <w:rPr>
-          <w:rStyle w:val="math-inline"/>
-          <w:sz w:val="28"/>
-          <w:szCs w:val="28"/>
-          <w:lang w:val="en-US"/>
-        </w:rPr>
-        <w:t>)</w:t>
-      </w:r>
-      <w:r>
-        <w:rPr>
-          <w:rStyle w:val="math-inline"/>
-          <w:sz w:val="28"/>
-          <w:szCs w:val="28"/>
-          <w:lang w:val="en-US"/>
-        </w:rPr>
-        <w:t xml:space="preserve"> = 7</w:t>
+        </w:rPr>
+        <w:t xml:space="preserve"> 13) = 7</w:t>
       </w:r>
     </w:p>
     <w:p>
       <w:pPr>
         <w:spacing w:after="0"/>
-        <w:rPr>
-          <w:lang w:val="en-US"/>
-        </w:rPr>
       </w:pPr>
     </w:p>
     <w:p>
@@ -3724,6 +3572,7 @@
   <w:style w:type="character" w:default="1" w:styleId="a0">
     <w:name w:val="Default Paragraph Font"/>
     <w:uiPriority w:val="1"/>
+    <w:semiHidden/>
     <w:unhideWhenUsed/>
   </w:style>
   <w:style w:type="table" w:default="1" w:styleId="a1">

--- a/laba_3/алгоритмы.docx
+++ b/laba_3/алгоритмы.docx
@@ -1121,16 +1121,7 @@
         <w:t>)</w:t>
       </w:r>
       <w:r>
-        <w:t xml:space="preserve"> также будет первообразным корнем для всех k, которые взаимно просты с p-1 (то есть </w:t>
-      </w:r>
-      <w:r>
-        <w:t>(</w:t>
-      </w:r>
-      <w:r>
-        <w:t>НОД</w:t>
-      </w:r>
-      <w:r>
-        <w:t>)</w:t>
+        <w:t xml:space="preserve"> также будет первообразным корнем для всех k, которые взаимно просты с p-1 (то есть НОД</w:t>
       </w:r>
       <w:r>
         <w:t xml:space="preserve"> </w:t>
@@ -1141,7 +1132,7 @@
     </w:p>
     <w:p>
       <w:r>
-        <w:t>Такие числа k на интервале от 1 до 12: 1, 5, 7, 11.</w:t>
+        <w:t>Такие числа k: 5, 7, 11.</w:t>
       </w:r>
     </w:p>
     <w:p>
@@ -1150,83 +1141,6 @@
       </w:pPr>
       <w:r>
         <w:t>Вычисление остальных корней:</w:t>
-      </w:r>
-    </w:p>
-    <w:p>
-      <w:pPr>
-        <w:pStyle w:val="a5"/>
-        <w:spacing w:before="0" w:beforeAutospacing="0" w:after="0" w:afterAutospacing="0"/>
-        <w:ind w:left="360"/>
-        <w:rPr>
-          <w:sz w:val="28"/>
-          <w:szCs w:val="28"/>
-        </w:rPr>
-      </w:pPr>
-      <w:r>
-        <w:rPr>
-          <w:rStyle w:val="math-inline"/>
-          <w:sz w:val="28"/>
-          <w:szCs w:val="28"/>
-          <w:lang w:val="en-US"/>
-        </w:rPr>
-        <w:t>k</w:t>
-      </w:r>
-      <w:r>
-        <w:rPr>
-          <w:rStyle w:val="math-inline"/>
-          <w:sz w:val="28"/>
-          <w:szCs w:val="28"/>
-        </w:rPr>
-        <w:t xml:space="preserve"> = 1</w:t>
-      </w:r>
-      <w:r>
-        <w:rPr>
-          <w:sz w:val="28"/>
-          <w:szCs w:val="28"/>
-        </w:rPr>
-        <w:t xml:space="preserve">: </w:t>
-      </w:r>
-      <w:r>
-        <w:rPr>
-          <w:rStyle w:val="math-inline"/>
-          <w:sz w:val="28"/>
-          <w:szCs w:val="28"/>
-        </w:rPr>
-        <w:t>2</w:t>
-      </w:r>
-      <w:r>
-        <w:rPr>
-          <w:rStyle w:val="math-inline"/>
-          <w:sz w:val="28"/>
-          <w:szCs w:val="28"/>
-          <w:vertAlign w:val="superscript"/>
-        </w:rPr>
-        <w:t>1</w:t>
-      </w:r>
-      <w:r>
-        <w:rPr>
-          <w:rStyle w:val="math-inline"/>
-          <w:sz w:val="28"/>
-          <w:szCs w:val="28"/>
-        </w:rPr>
-        <w:t xml:space="preserve"> (</w:t>
-      </w:r>
-      <w:r>
-        <w:rPr>
-          <w:rStyle w:val="math-inline"/>
-          <w:sz w:val="28"/>
-          <w:szCs w:val="28"/>
-          <w:lang w:val="en-US"/>
-        </w:rPr>
-        <w:t>mod</w:t>
-      </w:r>
-      <w:r>
-        <w:rPr>
-          <w:rStyle w:val="math-inline"/>
-          <w:sz w:val="28"/>
-          <w:szCs w:val="28"/>
-        </w:rPr>
-        <w:t xml:space="preserve"> 13) = 2</w:t>
       </w:r>
     </w:p>
     <w:p>
@@ -2068,6 +1982,19 @@
             <w:tcW w:w="1307" w:type="dxa"/>
           </w:tcPr>
           <w:p>
+            <w:r>
+              <w:rPr>
+                <w:lang w:val="en-US"/>
+              </w:rPr>
+              <w:t>0</w:t>
+            </w:r>
+          </w:p>
+        </w:tc>
+        <w:tc>
+          <w:tcPr>
+            <w:tcW w:w="991" w:type="dxa"/>
+          </w:tcPr>
+          <w:p>
             <w:pPr>
               <w:rPr>
                 <w:lang w:val="en-US"/>
@@ -2077,24 +2004,6 @@
               <w:rPr>
                 <w:lang w:val="en-US"/>
               </w:rPr>
-              <w:t>0</w:t>
-            </w:r>
-          </w:p>
-        </w:tc>
-        <w:tc>
-          <w:tcPr>
-            <w:tcW w:w="991" w:type="dxa"/>
-          </w:tcPr>
-          <w:p>
-            <w:pPr>
-              <w:rPr>
-                <w:lang w:val="en-US"/>
-              </w:rPr>
-            </w:pPr>
-            <w:r>
-              <w:rPr>
-                <w:lang w:val="en-US"/>
-              </w:rPr>
               <w:t>-</w:t>
             </w:r>
           </w:p>
@@ -2105,17 +2014,17 @@
           </w:tcPr>
           <w:p>
             <w:r>
+              <w:t>137</w:t>
+            </w:r>
+          </w:p>
+        </w:tc>
+        <w:tc>
+          <w:tcPr>
+            <w:tcW w:w="1007" w:type="dxa"/>
+          </w:tcPr>
+          <w:p>
+            <w:r>
               <w:t>311</w:t>
-            </w:r>
-          </w:p>
-        </w:tc>
-        <w:tc>
-          <w:tcPr>
-            <w:tcW w:w="1007" w:type="dxa"/>
-          </w:tcPr>
-          <w:p>
-            <w:r>
-              <w:t>137</w:t>
             </w:r>
           </w:p>
         </w:tc>
@@ -2166,11 +2075,6 @@
             <w:tcW w:w="1307" w:type="dxa"/>
           </w:tcPr>
           <w:p>
-            <w:pPr>
-              <w:rPr>
-                <w:lang w:val="en-US"/>
-              </w:rPr>
-            </w:pPr>
             <w:r>
               <w:rPr>
                 <w:lang w:val="en-US"/>
@@ -2185,7 +2089,7 @@
           </w:tcPr>
           <w:p>
             <w:r>
-              <w:t>2</w:t>
+              <w:t>0</w:t>
             </w:r>
           </w:p>
         </w:tc>
@@ -2195,22 +2099,22 @@
           </w:tcPr>
           <w:p>
             <w:r>
+              <w:t>311</w:t>
+            </w:r>
+          </w:p>
+        </w:tc>
+        <w:tc>
+          <w:tcPr>
+            <w:tcW w:w="1007" w:type="dxa"/>
+          </w:tcPr>
+          <w:p>
+            <w:r>
               <w:t>137</w:t>
             </w:r>
           </w:p>
         </w:tc>
         <w:tc>
           <w:tcPr>
-            <w:tcW w:w="1007" w:type="dxa"/>
-          </w:tcPr>
-          <w:p>
-            <w:r>
-              <w:t>37</w:t>
-            </w:r>
-          </w:p>
-        </w:tc>
-        <w:tc>
-          <w:tcPr>
             <w:tcW w:w="1010" w:type="dxa"/>
           </w:tcPr>
           <w:p>
@@ -2245,7 +2149,7 @@
           </w:tcPr>
           <w:p>
             <w:r>
-              <w:t>-2</w:t>
+              <w:t>0</w:t>
             </w:r>
           </w:p>
         </w:tc>
@@ -2256,11 +2160,6 @@
             <w:tcW w:w="1307" w:type="dxa"/>
           </w:tcPr>
           <w:p>
-            <w:pPr>
-              <w:rPr>
-                <w:lang w:val="en-US"/>
-              </w:rPr>
-            </w:pPr>
             <w:r>
               <w:rPr>
                 <w:lang w:val="en-US"/>
@@ -2275,7 +2174,7 @@
           </w:tcPr>
           <w:p>
             <w:r>
-              <w:t>3</w:t>
+              <w:t>2</w:t>
             </w:r>
           </w:p>
         </w:tc>
@@ -2285,22 +2184,22 @@
           </w:tcPr>
           <w:p>
             <w:r>
+              <w:t>137</w:t>
+            </w:r>
+          </w:p>
+        </w:tc>
+        <w:tc>
+          <w:tcPr>
+            <w:tcW w:w="1007" w:type="dxa"/>
+          </w:tcPr>
+          <w:p>
+            <w:r>
               <w:t>37</w:t>
             </w:r>
           </w:p>
         </w:tc>
         <w:tc>
           <w:tcPr>
-            <w:tcW w:w="1007" w:type="dxa"/>
-          </w:tcPr>
-          <w:p>
-            <w:r>
-              <w:t>26</w:t>
-            </w:r>
-          </w:p>
-        </w:tc>
-        <w:tc>
-          <w:tcPr>
             <w:tcW w:w="1010" w:type="dxa"/>
           </w:tcPr>
           <w:p>
@@ -2315,7 +2214,7 @@
           </w:tcPr>
           <w:p>
             <w:r>
-              <w:t>-3</w:t>
+              <w:t>-2</w:t>
             </w:r>
           </w:p>
         </w:tc>
@@ -2325,7 +2224,7 @@
           </w:tcPr>
           <w:p>
             <w:r>
-              <w:t>-2</w:t>
+              <w:t>0</w:t>
             </w:r>
           </w:p>
         </w:tc>
@@ -2335,7 +2234,7 @@
           </w:tcPr>
           <w:p>
             <w:r>
-              <w:t>7</w:t>
+              <w:t>1</w:t>
             </w:r>
           </w:p>
         </w:tc>
@@ -2346,11 +2245,6 @@
             <w:tcW w:w="1307" w:type="dxa"/>
           </w:tcPr>
           <w:p>
-            <w:pPr>
-              <w:rPr>
-                <w:lang w:val="en-US"/>
-              </w:rPr>
-            </w:pPr>
             <w:r>
               <w:rPr>
                 <w:lang w:val="en-US"/>
@@ -2365,6 +2259,56 @@
           </w:tcPr>
           <w:p>
             <w:r>
+              <w:t>3</w:t>
+            </w:r>
+          </w:p>
+        </w:tc>
+        <w:tc>
+          <w:tcPr>
+            <w:tcW w:w="1022" w:type="dxa"/>
+          </w:tcPr>
+          <w:p>
+            <w:r>
+              <w:t>37</w:t>
+            </w:r>
+          </w:p>
+        </w:tc>
+        <w:tc>
+          <w:tcPr>
+            <w:tcW w:w="1007" w:type="dxa"/>
+          </w:tcPr>
+          <w:p>
+            <w:r>
+              <w:t>26</w:t>
+            </w:r>
+          </w:p>
+        </w:tc>
+        <w:tc>
+          <w:tcPr>
+            <w:tcW w:w="1010" w:type="dxa"/>
+          </w:tcPr>
+          <w:p>
+            <w:r>
+              <w:t>-2</w:t>
+            </w:r>
+          </w:p>
+        </w:tc>
+        <w:tc>
+          <w:tcPr>
+            <w:tcW w:w="1010" w:type="dxa"/>
+          </w:tcPr>
+          <w:p>
+            <w:r>
+              <w:t>7</w:t>
+            </w:r>
+          </w:p>
+        </w:tc>
+        <w:tc>
+          <w:tcPr>
+            <w:tcW w:w="1010" w:type="dxa"/>
+          </w:tcPr>
+          <w:p>
+            <w:r>
               <w:t>1</w:t>
             </w:r>
           </w:p>
@@ -2375,57 +2319,7 @@
           </w:tcPr>
           <w:p>
             <w:r>
-              <w:t>26</w:t>
-            </w:r>
-          </w:p>
-        </w:tc>
-        <w:tc>
-          <w:tcPr>
-            <w:tcW w:w="1007" w:type="dxa"/>
-          </w:tcPr>
-          <w:p>
-            <w:r>
-              <w:t>11</w:t>
-            </w:r>
-          </w:p>
-        </w:tc>
-        <w:tc>
-          <w:tcPr>
-            <w:tcW w:w="1010" w:type="dxa"/>
-          </w:tcPr>
-          <w:p>
-            <w:r>
               <w:t>-3</w:t>
-            </w:r>
-          </w:p>
-        </w:tc>
-        <w:tc>
-          <w:tcPr>
-            <w:tcW w:w="1010" w:type="dxa"/>
-          </w:tcPr>
-          <w:p>
-            <w:r>
-              <w:t>4</w:t>
-            </w:r>
-          </w:p>
-        </w:tc>
-        <w:tc>
-          <w:tcPr>
-            <w:tcW w:w="1010" w:type="dxa"/>
-          </w:tcPr>
-          <w:p>
-            <w:r>
-              <w:t>7</w:t>
-            </w:r>
-          </w:p>
-        </w:tc>
-        <w:tc>
-          <w:tcPr>
-            <w:tcW w:w="1022" w:type="dxa"/>
-          </w:tcPr>
-          <w:p>
-            <w:r>
-              <w:t>-9</w:t>
             </w:r>
           </w:p>
         </w:tc>
@@ -2447,7 +2341,7 @@
           </w:tcPr>
           <w:p>
             <w:r>
-              <w:t>2</w:t>
+              <w:t>1</w:t>
             </w:r>
           </w:p>
         </w:tc>
@@ -2457,57 +2351,57 @@
           </w:tcPr>
           <w:p>
             <w:r>
+              <w:t>26</w:t>
+            </w:r>
+          </w:p>
+        </w:tc>
+        <w:tc>
+          <w:tcPr>
+            <w:tcW w:w="1007" w:type="dxa"/>
+          </w:tcPr>
+          <w:p>
+            <w:r>
               <w:t>11</w:t>
             </w:r>
           </w:p>
         </w:tc>
         <w:tc>
           <w:tcPr>
-            <w:tcW w:w="1007" w:type="dxa"/>
+            <w:tcW w:w="1010" w:type="dxa"/>
+          </w:tcPr>
+          <w:p>
+            <w:r>
+              <w:t>7</w:t>
+            </w:r>
+          </w:p>
+        </w:tc>
+        <w:tc>
+          <w:tcPr>
+            <w:tcW w:w="1010" w:type="dxa"/>
+          </w:tcPr>
+          <w:p>
+            <w:r>
+              <w:t>-9</w:t>
+            </w:r>
+          </w:p>
+        </w:tc>
+        <w:tc>
+          <w:tcPr>
+            <w:tcW w:w="1010" w:type="dxa"/>
+          </w:tcPr>
+          <w:p>
+            <w:r>
+              <w:t>-3</w:t>
+            </w:r>
+          </w:p>
+        </w:tc>
+        <w:tc>
+          <w:tcPr>
+            <w:tcW w:w="1022" w:type="dxa"/>
           </w:tcPr>
           <w:p>
             <w:r>
               <w:t>4</w:t>
-            </w:r>
-          </w:p>
-        </w:tc>
-        <w:tc>
-          <w:tcPr>
-            <w:tcW w:w="1010" w:type="dxa"/>
-          </w:tcPr>
-          <w:p>
-            <w:r>
-              <w:t>4</w:t>
-            </w:r>
-          </w:p>
-        </w:tc>
-        <w:tc>
-          <w:tcPr>
-            <w:tcW w:w="1010" w:type="dxa"/>
-          </w:tcPr>
-          <w:p>
-            <w:r>
-              <w:t>-11</w:t>
-            </w:r>
-          </w:p>
-        </w:tc>
-        <w:tc>
-          <w:tcPr>
-            <w:tcW w:w="1010" w:type="dxa"/>
-          </w:tcPr>
-          <w:p>
-            <w:r>
-              <w:t>-9</w:t>
-            </w:r>
-          </w:p>
-        </w:tc>
-        <w:tc>
-          <w:tcPr>
-            <w:tcW w:w="1022" w:type="dxa"/>
-          </w:tcPr>
-          <w:p>
-            <w:r>
-              <w:t>25</w:t>
             </w:r>
           </w:p>
         </w:tc>
@@ -2539,57 +2433,57 @@
           </w:tcPr>
           <w:p>
             <w:r>
+              <w:t>11</w:t>
+            </w:r>
+          </w:p>
+        </w:tc>
+        <w:tc>
+          <w:tcPr>
+            <w:tcW w:w="1007" w:type="dxa"/>
+          </w:tcPr>
+          <w:p>
+            <w:r>
               <w:t>4</w:t>
             </w:r>
           </w:p>
         </w:tc>
         <w:tc>
           <w:tcPr>
-            <w:tcW w:w="1007" w:type="dxa"/>
-          </w:tcPr>
-          <w:p>
-            <w:r>
-              <w:t>3</w:t>
-            </w:r>
-          </w:p>
-        </w:tc>
-        <w:tc>
-          <w:tcPr>
             <w:tcW w:w="1010" w:type="dxa"/>
           </w:tcPr>
           <w:p>
             <w:r>
+              <w:t>-9</w:t>
+            </w:r>
+          </w:p>
+        </w:tc>
+        <w:tc>
+          <w:tcPr>
+            <w:tcW w:w="1010" w:type="dxa"/>
+          </w:tcPr>
+          <w:p>
+            <w:r>
+              <w:t>25</w:t>
+            </w:r>
+          </w:p>
+        </w:tc>
+        <w:tc>
+          <w:tcPr>
+            <w:tcW w:w="1010" w:type="dxa"/>
+          </w:tcPr>
+          <w:p>
+            <w:r>
+              <w:t>4</w:t>
+            </w:r>
+          </w:p>
+        </w:tc>
+        <w:tc>
+          <w:tcPr>
+            <w:tcW w:w="1022" w:type="dxa"/>
+          </w:tcPr>
+          <w:p>
+            <w:r>
               <w:t>-11</w:t>
-            </w:r>
-          </w:p>
-        </w:tc>
-        <w:tc>
-          <w:tcPr>
-            <w:tcW w:w="1010" w:type="dxa"/>
-          </w:tcPr>
-          <w:p>
-            <w:r>
-              <w:t>26</w:t>
-            </w:r>
-          </w:p>
-        </w:tc>
-        <w:tc>
-          <w:tcPr>
-            <w:tcW w:w="1010" w:type="dxa"/>
-          </w:tcPr>
-          <w:p>
-            <w:r>
-              <w:t>25</w:t>
-            </w:r>
-          </w:p>
-        </w:tc>
-        <w:tc>
-          <w:tcPr>
-            <w:tcW w:w="1022" w:type="dxa"/>
-          </w:tcPr>
-          <w:p>
-            <w:r>
-              <w:t>-59</w:t>
             </w:r>
           </w:p>
         </w:tc>
@@ -2611,7 +2505,7 @@
           </w:tcPr>
           <w:p>
             <w:r>
-              <w:t>1</w:t>
+              <w:t>2</w:t>
             </w:r>
           </w:p>
         </w:tc>
@@ -2621,57 +2515,57 @@
           </w:tcPr>
           <w:p>
             <w:r>
+              <w:t>4</w:t>
+            </w:r>
+          </w:p>
+        </w:tc>
+        <w:tc>
+          <w:tcPr>
+            <w:tcW w:w="1007" w:type="dxa"/>
+          </w:tcPr>
+          <w:p>
+            <w:r>
               <w:t>3</w:t>
             </w:r>
           </w:p>
         </w:tc>
         <w:tc>
           <w:tcPr>
-            <w:tcW w:w="1007" w:type="dxa"/>
-          </w:tcPr>
-          <w:p>
-            <w:r>
-              <w:t>1</w:t>
-            </w:r>
-          </w:p>
-        </w:tc>
-        <w:tc>
-          <w:tcPr>
             <w:tcW w:w="1010" w:type="dxa"/>
           </w:tcPr>
           <w:p>
             <w:r>
+              <w:t>25</w:t>
+            </w:r>
+          </w:p>
+        </w:tc>
+        <w:tc>
+          <w:tcPr>
+            <w:tcW w:w="1010" w:type="dxa"/>
+          </w:tcPr>
+          <w:p>
+            <w:r>
+              <w:t>-59</w:t>
+            </w:r>
+          </w:p>
+        </w:tc>
+        <w:tc>
+          <w:tcPr>
+            <w:tcW w:w="1010" w:type="dxa"/>
+          </w:tcPr>
+          <w:p>
+            <w:r>
+              <w:t>-11</w:t>
+            </w:r>
+          </w:p>
+        </w:tc>
+        <w:tc>
+          <w:tcPr>
+            <w:tcW w:w="1022" w:type="dxa"/>
+          </w:tcPr>
+          <w:p>
+            <w:r>
               <w:t>26</w:t>
-            </w:r>
-          </w:p>
-        </w:tc>
-        <w:tc>
-          <w:tcPr>
-            <w:tcW w:w="1010" w:type="dxa"/>
-          </w:tcPr>
-          <w:p>
-            <w:r>
-              <w:t>-37</w:t>
-            </w:r>
-          </w:p>
-        </w:tc>
-        <w:tc>
-          <w:tcPr>
-            <w:tcW w:w="1010" w:type="dxa"/>
-          </w:tcPr>
-          <w:p>
-            <w:r>
-              <w:t>-59</w:t>
-            </w:r>
-          </w:p>
-        </w:tc>
-        <w:tc>
-          <w:tcPr>
-            <w:tcW w:w="1022" w:type="dxa"/>
-          </w:tcPr>
-          <w:p>
-            <w:r>
-              <w:t>84</w:t>
             </w:r>
           </w:p>
         </w:tc>
@@ -2693,16 +2587,98 @@
           </w:tcPr>
           <w:p>
             <w:r>
+              <w:t>1</w:t>
+            </w:r>
+          </w:p>
+        </w:tc>
+        <w:tc>
+          <w:tcPr>
+            <w:tcW w:w="1022" w:type="dxa"/>
+          </w:tcPr>
+          <w:p>
+            <w:r>
               <w:t>3</w:t>
             </w:r>
           </w:p>
         </w:tc>
         <w:tc>
           <w:tcPr>
+            <w:tcW w:w="1007" w:type="dxa"/>
+          </w:tcPr>
+          <w:p>
+            <w:r>
+              <w:t>1</w:t>
+            </w:r>
+          </w:p>
+        </w:tc>
+        <w:tc>
+          <w:tcPr>
+            <w:tcW w:w="1010" w:type="dxa"/>
+          </w:tcPr>
+          <w:p>
+            <w:r>
+              <w:t>-59</w:t>
+            </w:r>
+          </w:p>
+        </w:tc>
+        <w:tc>
+          <w:tcPr>
+            <w:tcW w:w="1010" w:type="dxa"/>
+          </w:tcPr>
+          <w:p>
+            <w:r>
+              <w:t>84</w:t>
+            </w:r>
+          </w:p>
+        </w:tc>
+        <w:tc>
+          <w:tcPr>
+            <w:tcW w:w="1010" w:type="dxa"/>
+          </w:tcPr>
+          <w:p>
+            <w:r>
+              <w:t>26</w:t>
+            </w:r>
+          </w:p>
+        </w:tc>
+        <w:tc>
+          <w:tcPr>
             <w:tcW w:w="1022" w:type="dxa"/>
           </w:tcPr>
           <w:p>
             <w:r>
+              <w:t>-37</w:t>
+            </w:r>
+          </w:p>
+        </w:tc>
+      </w:tr>
+      <w:tr>
+        <w:tc>
+          <w:tcPr>
+            <w:tcW w:w="1307" w:type="dxa"/>
+          </w:tcPr>
+          <w:p>
+            <w:r>
+              <w:t>8</w:t>
+            </w:r>
+          </w:p>
+        </w:tc>
+        <w:tc>
+          <w:tcPr>
+            <w:tcW w:w="991" w:type="dxa"/>
+          </w:tcPr>
+          <w:p>
+            <w:r>
+              <w:t>3</w:t>
+            </w:r>
+          </w:p>
+        </w:tc>
+        <w:tc>
+          <w:tcPr>
+            <w:tcW w:w="1022" w:type="dxa"/>
+          </w:tcPr>
+          <w:p>
+            <w:r>
               <w:t>1</w:t>
             </w:r>
           </w:p>
@@ -2723,37 +2699,37 @@
           </w:tcPr>
           <w:p>
             <w:r>
+              <w:t>84</w:t>
+            </w:r>
+          </w:p>
+        </w:tc>
+        <w:tc>
+          <w:tcPr>
+            <w:tcW w:w="1010" w:type="dxa"/>
+          </w:tcPr>
+          <w:p>
+            <w:r>
+              <w:t>-311</w:t>
+            </w:r>
+          </w:p>
+        </w:tc>
+        <w:tc>
+          <w:tcPr>
+            <w:tcW w:w="1010" w:type="dxa"/>
+          </w:tcPr>
+          <w:p>
+            <w:r>
               <w:t>-37</w:t>
             </w:r>
           </w:p>
         </w:tc>
         <w:tc>
           <w:tcPr>
-            <w:tcW w:w="1010" w:type="dxa"/>
+            <w:tcW w:w="1022" w:type="dxa"/>
           </w:tcPr>
           <w:p>
             <w:r>
               <w:t>137</w:t>
-            </w:r>
-          </w:p>
-        </w:tc>
-        <w:tc>
-          <w:tcPr>
-            <w:tcW w:w="1010" w:type="dxa"/>
-          </w:tcPr>
-          <w:p>
-            <w:r>
-              <w:t>84</w:t>
-            </w:r>
-          </w:p>
-        </w:tc>
-        <w:tc>
-          <w:tcPr>
-            <w:tcW w:w="1022" w:type="dxa"/>
-          </w:tcPr>
-          <w:p>
-            <w:r>
-              <w:t>-311</w:t>
             </w:r>
           </w:p>
         </w:tc>
@@ -2767,19 +2743,43 @@
         <w:rPr>
           <w:lang w:val="en-US"/>
         </w:rPr>
-        <w:t>x = -</w:t>
-      </w:r>
-      <w:r>
-        <w:t>37</w:t>
-      </w:r>
-      <w:r>
-        <w:rPr>
-          <w:lang w:val="en-US"/>
-        </w:rPr>
-        <w:t>, y =</w:t>
+        <w:t>x</w:t>
+      </w:r>
+      <w:r>
+        <w:rPr>
+          <w:vertAlign w:val="subscript"/>
+        </w:rPr>
+        <w:t>1</w:t>
+      </w:r>
+      <w:r>
+        <w:rPr>
+          <w:lang w:val="en-US"/>
+        </w:rPr>
+        <w:t xml:space="preserve"> = </w:t>
       </w:r>
       <w:r>
         <w:t>84</w:t>
+      </w:r>
+      <w:r>
+        <w:rPr>
+          <w:lang w:val="en-US"/>
+        </w:rPr>
+        <w:t>, y</w:t>
+      </w:r>
+      <w:r>
+        <w:rPr>
+          <w:vertAlign w:val="subscript"/>
+        </w:rPr>
+        <w:t>1</w:t>
+      </w:r>
+      <w:r>
+        <w:rPr>
+          <w:lang w:val="en-US"/>
+        </w:rPr>
+        <w:t xml:space="preserve"> =</w:t>
+      </w:r>
+      <w:r>
+        <w:t xml:space="preserve"> -37</w:t>
       </w:r>
     </w:p>
     <w:p>
@@ -2790,6 +2790,27 @@
         </w:rPr>
       </w:pPr>
       <w:r>
+        <w:t>84</w:t>
+      </w:r>
+      <w:r>
+        <w:rPr>
+          <w:lang w:val="en-US"/>
+        </w:rPr>
+        <w:t xml:space="preserve"> * </w:t>
+      </w:r>
+      <w:r>
+        <w:t>137</w:t>
+      </w:r>
+      <w:r>
+        <w:rPr>
+          <w:lang w:val="en-US"/>
+        </w:rPr>
+        <w:t xml:space="preserve"> </w:t>
+      </w:r>
+      <w:r>
+        <w:t xml:space="preserve">+ </w:t>
+      </w:r>
+      <w:r>
         <w:rPr>
           <w:lang w:val="en-US"/>
         </w:rPr>
@@ -2806,24 +2827,6 @@
       </w:r>
       <w:r>
         <w:t>311</w:t>
-      </w:r>
-      <w:r>
-        <w:rPr>
-          <w:lang w:val="en-US"/>
-        </w:rPr>
-        <w:t xml:space="preserve"> + </w:t>
-      </w:r>
-      <w:r>
-        <w:t>84</w:t>
-      </w:r>
-      <w:r>
-        <w:rPr>
-          <w:lang w:val="en-US"/>
-        </w:rPr>
-        <w:t xml:space="preserve"> * </w:t>
-      </w:r>
-      <w:r>
-        <w:t>137</w:t>
       </w:r>
       <w:r>
         <w:rPr>

--- a/laba_3/алгоритмы.docx
+++ b/laba_3/алгоритмы.docx
@@ -1132,7 +1132,25 @@
     </w:p>
     <w:p>
       <w:r>
-        <w:t>Такие числа k: 5, 7, 11.</w:t>
+        <w:t>Такие числа k</w:t>
+      </w:r>
+      <w:r>
+        <w:t xml:space="preserve"> в диапазоне от </w:t>
+      </w:r>
+      <w:r>
+        <w:t>1</w:t>
+      </w:r>
+      <w:r>
+        <w:t xml:space="preserve"> до 12</w:t>
+      </w:r>
+      <w:r>
+        <w:t>:</w:t>
+      </w:r>
+      <w:r>
+        <w:t xml:space="preserve"> 1,</w:t>
+      </w:r>
+      <w:r>
+        <w:t xml:space="preserve"> 5, 7, 11.</w:t>
       </w:r>
     </w:p>
     <w:p>
@@ -1197,52 +1215,157 @@
           <w:szCs w:val="28"/>
           <w:lang w:val="en-US"/>
         </w:rPr>
+        <w:t>1</w:t>
+      </w:r>
+      <w:r>
+        <w:rPr>
+          <w:sz w:val="28"/>
+          <w:szCs w:val="28"/>
+          <w:lang w:val="en-US"/>
+        </w:rPr>
+        <w:t xml:space="preserve">: </w:t>
+      </w:r>
+      <w:r>
+        <w:rPr>
+          <w:rStyle w:val="math-inline"/>
+          <w:sz w:val="28"/>
+          <w:szCs w:val="28"/>
+          <w:lang w:val="en-US"/>
+        </w:rPr>
+        <w:t>2</w:t>
+      </w:r>
+      <w:r>
+        <w:rPr>
+          <w:rStyle w:val="math-inline"/>
+          <w:sz w:val="28"/>
+          <w:szCs w:val="28"/>
+          <w:vertAlign w:val="superscript"/>
+          <w:lang w:val="en-US"/>
+        </w:rPr>
+        <w:t>1</w:t>
+      </w:r>
+      <w:r>
+        <w:rPr>
+          <w:rStyle w:val="math-inline"/>
+          <w:sz w:val="28"/>
+          <w:szCs w:val="28"/>
+          <w:lang w:val="en-US"/>
+        </w:rPr>
+        <w:t xml:space="preserve"> </w:t>
+      </w:r>
+      <w:r>
+        <w:rPr>
+          <w:rStyle w:val="math-inline"/>
+          <w:sz w:val="28"/>
+          <w:szCs w:val="28"/>
+          <w:lang w:val="en-US"/>
+        </w:rPr>
+        <w:t>(</w:t>
+      </w:r>
+      <w:r>
+        <w:rPr>
+          <w:rStyle w:val="math-inline"/>
+          <w:sz w:val="28"/>
+          <w:szCs w:val="28"/>
+          <w:lang w:val="en-US"/>
+        </w:rPr>
+        <w:t>mod</w:t>
+      </w:r>
+      <w:r>
+        <w:rPr>
+          <w:rStyle w:val="math-inline"/>
+          <w:sz w:val="28"/>
+          <w:szCs w:val="28"/>
+          <w:lang w:val="en-US"/>
+        </w:rPr>
+        <w:t xml:space="preserve"> </w:t>
+      </w:r>
+      <w:r>
+        <w:rPr>
+          <w:rStyle w:val="math-inline"/>
+          <w:sz w:val="28"/>
+          <w:szCs w:val="28"/>
+          <w:lang w:val="en-US"/>
+        </w:rPr>
+        <w:t>13</w:t>
+      </w:r>
+      <w:r>
+        <w:rPr>
+          <w:rStyle w:val="math-inline"/>
+          <w:sz w:val="28"/>
+          <w:szCs w:val="28"/>
+          <w:lang w:val="en-US"/>
+        </w:rPr>
+        <w:t>)</w:t>
+      </w:r>
+      <w:r>
+        <w:rPr>
+          <w:rStyle w:val="math-inline"/>
+          <w:sz w:val="28"/>
+          <w:szCs w:val="28"/>
+          <w:lang w:val="en-US"/>
+        </w:rPr>
+        <w:t xml:space="preserve"> = 2 </w:t>
+      </w:r>
+    </w:p>
+    <w:p>
+      <w:pPr>
+        <w:pStyle w:val="a5"/>
+        <w:spacing w:before="0" w:beforeAutospacing="0" w:after="0" w:afterAutospacing="0"/>
+        <w:ind w:left="360"/>
+        <w:rPr>
+          <w:sz w:val="28"/>
+          <w:szCs w:val="28"/>
+        </w:rPr>
+      </w:pPr>
+      <w:r>
+        <w:rPr>
+          <w:rStyle w:val="math-inline"/>
+          <w:sz w:val="28"/>
+          <w:szCs w:val="28"/>
+          <w:lang w:val="en-US"/>
+        </w:rPr>
+        <w:t>k</w:t>
+      </w:r>
+      <w:r>
+        <w:rPr>
+          <w:rStyle w:val="math-inline"/>
+          <w:sz w:val="28"/>
+          <w:szCs w:val="28"/>
+        </w:rPr>
+        <w:t xml:space="preserve"> = 5</w:t>
+      </w:r>
+      <w:r>
+        <w:rPr>
+          <w:sz w:val="28"/>
+          <w:szCs w:val="28"/>
+        </w:rPr>
+        <w:t xml:space="preserve">: </w:t>
+      </w:r>
+      <w:r>
+        <w:rPr>
+          <w:rStyle w:val="math-inline"/>
+          <w:sz w:val="28"/>
+          <w:szCs w:val="28"/>
+        </w:rPr>
+        <w:t>2</w:t>
+      </w:r>
+      <w:r>
+        <w:rPr>
+          <w:rStyle w:val="math-inline"/>
+          <w:sz w:val="28"/>
+          <w:szCs w:val="28"/>
+          <w:vertAlign w:val="superscript"/>
+        </w:rPr>
         <w:t>5</w:t>
       </w:r>
       <w:r>
         <w:rPr>
-          <w:sz w:val="28"/>
-          <w:szCs w:val="28"/>
-          <w:lang w:val="en-US"/>
-        </w:rPr>
-        <w:t xml:space="preserve">: </w:t>
-      </w:r>
-      <w:r>
-        <w:rPr>
-          <w:rStyle w:val="math-inline"/>
-          <w:sz w:val="28"/>
-          <w:szCs w:val="28"/>
-          <w:lang w:val="en-US"/>
-        </w:rPr>
-        <w:t>2</w:t>
-      </w:r>
-      <w:r>
-        <w:rPr>
-          <w:rStyle w:val="math-inline"/>
-          <w:sz w:val="28"/>
-          <w:szCs w:val="28"/>
-          <w:vertAlign w:val="superscript"/>
-          <w:lang w:val="en-US"/>
-        </w:rPr>
-        <w:t>5</w:t>
-      </w:r>
-      <w:r>
-        <w:rPr>
-          <w:rStyle w:val="math-inline"/>
-          <w:sz w:val="28"/>
-          <w:szCs w:val="28"/>
-          <w:lang w:val="en-US"/>
-        </w:rPr>
-        <w:t xml:space="preserve"> </w:t>
-      </w:r>
-      <w:r>
-        <w:rPr>
-          <w:rStyle w:val="math-inline"/>
-          <w:sz w:val="28"/>
-          <w:szCs w:val="28"/>
-          <w:lang w:val="en-US"/>
-        </w:rPr>
-        <w:t>(</w:t>
+          <w:rStyle w:val="math-inline"/>
+          <w:sz w:val="28"/>
+          <w:szCs w:val="28"/>
+        </w:rPr>
+        <w:t xml:space="preserve"> (</w:t>
       </w:r>
       <w:r>
         <w:rPr>
@@ -1258,45 +1381,8 @@
           <w:rStyle w:val="math-inline"/>
           <w:sz w:val="28"/>
           <w:szCs w:val="28"/>
-          <w:lang w:val="en-US"/>
-        </w:rPr>
-        <w:t xml:space="preserve"> </w:t>
-      </w:r>
-      <w:r>
-        <w:rPr>
-          <w:rStyle w:val="math-inline"/>
-          <w:sz w:val="28"/>
-          <w:szCs w:val="28"/>
-          <w:lang w:val="en-US"/>
-        </w:rPr>
-        <w:t>13</w:t>
-      </w:r>
-      <w:r>
-        <w:rPr>
-          <w:rStyle w:val="math-inline"/>
-          <w:sz w:val="28"/>
-          <w:szCs w:val="28"/>
-          <w:lang w:val="en-US"/>
-        </w:rPr>
-        <w:t>)</w:t>
-      </w:r>
-      <w:r>
-        <w:rPr>
-          <w:rStyle w:val="math-inline"/>
-          <w:sz w:val="28"/>
-          <w:szCs w:val="28"/>
-          <w:lang w:val="en-US"/>
-        </w:rPr>
-        <w:t xml:space="preserve"> = 32 </w:t>
-      </w:r>
-      <w:r>
-        <w:rPr>
-          <w:rStyle w:val="math-inline"/>
-          <w:sz w:val="28"/>
-          <w:szCs w:val="28"/>
-          <w:lang w:val="en-US"/>
-        </w:rPr>
-        <w:t>(</w:t>
+        </w:rPr>
+        <w:t xml:space="preserve"> 13) = 32 (</w:t>
       </w:r>
       <w:r>
         <w:rPr>
@@ -1312,36 +1398,8 @@
           <w:rStyle w:val="math-inline"/>
           <w:sz w:val="28"/>
           <w:szCs w:val="28"/>
-          <w:lang w:val="en-US"/>
-        </w:rPr>
-        <w:t xml:space="preserve"> </w:t>
-      </w:r>
-      <w:r>
-        <w:rPr>
-          <w:rStyle w:val="math-inline"/>
-          <w:sz w:val="28"/>
-          <w:szCs w:val="28"/>
-          <w:lang w:val="en-US"/>
-        </w:rPr>
-        <w:t>13</w:t>
-      </w:r>
-      <w:r>
-        <w:rPr>
-          <w:rStyle w:val="math-inline"/>
-          <w:sz w:val="28"/>
-          <w:szCs w:val="28"/>
-          <w:lang w:val="en-US"/>
-        </w:rPr>
-        <w:t>)</w:t>
-      </w:r>
-      <w:r>
-        <w:rPr>
-          <w:rStyle w:val="math-inline"/>
-          <w:sz w:val="28"/>
-          <w:szCs w:val="28"/>
-          <w:lang w:val="en-US"/>
-        </w:rPr>
-        <w:t xml:space="preserve"> = 6</w:t>
+        </w:rPr>
+        <w:t xml:space="preserve"> 13) = 6</w:t>
       </w:r>
     </w:p>
     <w:p>
@@ -1714,7 +1772,6 @@
         </w:rPr>
         <w:t xml:space="preserve">*b = </w:t>
       </w:r>
-      <w:proofErr w:type="gramStart"/>
       <w:r>
         <w:t>НОД</w:t>
       </w:r>
@@ -1722,9 +1779,14 @@
         <w:rPr>
           <w:lang w:val="en-US"/>
         </w:rPr>
+        <w:t xml:space="preserve"> </w:t>
+      </w:r>
+      <w:r>
+        <w:rPr>
+          <w:lang w:val="en-US"/>
+        </w:rPr>
         <w:t>(</w:t>
       </w:r>
-      <w:proofErr w:type="gramEnd"/>
       <w:r>
         <w:rPr>
           <w:lang w:val="en-US"/>
@@ -1741,7 +1803,7 @@
         <w:rPr>
           <w:lang w:val="en-US"/>
         </w:rPr>
-        <w:t xml:space="preserve">,  a = </w:t>
+        <w:t xml:space="preserve">, a = </w:t>
       </w:r>
       <w:r>
         <w:rPr>
@@ -3633,7 +3695,6 @@
     <w:name w:val="Normal (Web)"/>
     <w:basedOn w:val="a"/>
     <w:uiPriority w:val="99"/>
-    <w:semiHidden/>
     <w:unhideWhenUsed/>
     <w:rsid w:val="00782DDA"/>
     <w:pPr>
